--- a/DB_assignment_6.docx
+++ b/DB_assignment_6.docx
@@ -7,8 +7,13 @@
         <w:jc w:val="center"/>
       </w:pPr>
       <w:r>
-        <w:t>Database Technologies – Assignment 5</w:t>
-      </w:r>
+        <w:t>Data</w:t>
+      </w:r>
+      <w:r>
+        <w:t>base Technologies – Assignment 6</w:t>
+      </w:r>
+      <w:bookmarkStart w:id="0" w:name="_GoBack"/>
+      <w:bookmarkEnd w:id="0"/>
     </w:p>
     <w:p>
       <w:r>
@@ -81,10 +86,7 @@
         </w:drawing>
       </w:r>
     </w:p>
-    <w:p>
-      <w:bookmarkStart w:id="0" w:name="_GoBack"/>
-      <w:bookmarkEnd w:id="0"/>
-    </w:p>
+    <w:p/>
     <w:p>
       <w:pPr>
         <w:pStyle w:val="ListParagraph"/>
